--- a/seminar/סמינריון - ותק באגף ולגיטימיות - טיוטה.docx
+++ b/seminar/סמינריון - ותק באגף ולגיטימיות - טיוטה.docx
@@ -2506,7 +2506,7 @@
           <w:szCs w:val="24"/>
           <w:rtl w:val="1"/>
         </w:rPr>
-        <w:t>בית הסוהר מחזיק בני אדם בכוח, ובכך מסתיים ההסבר הפשוט לסדר שנשמר בתוכו. שגרת החיים באגף אינה מתקיימת בזכות הסורגים בלבד, אלא גם בזכות מידה מסוימת של היענות מצד הכלואים עצמם. ספארקס ובוטומס (Sparks &amp; Bottoms, 1995) הראו כי מערכת כליאה הנשענת על כפייה בלבד משלמת על כך במטבע של אלימות ואי-יציבות, וכי האופן שבו מופעלת הסמכות, ולא עצם הפעלתה, הוא שקובע אם הכלואים יראו בה סמכות מוצדקת. הלגיטימיות במובן הזה אינה תכונה של החוק ואינה נקבעת בפקודה. היא שיפוט מתמשך שהאסיר עורך ביחס לסוהר שעומד מולו, יום אחר יום.</w:t>
+        <w:t>בית הסוהר מחזיק בני אדם בכוח, ובכך מסתיים ההסבר הפשוט לסדר שנשמר בתוכו. שגרת החיים באגף אינה מתקיימת בזכות הסורגים בלבד, אלא גם בזכות מידה מסוימת של היענות מצד הכלואים עצמם. הבחנה זו עומדת ביסוד הדיון בלגיטימיות של סמכות הכליאה: מערכת הנשענת על כפייה בלבד משלמת על כך במטבע של הפרות סדר ושל התנגדות, ואילו מערכת שהכלואים רואים בה סמכות מוצדקת זוכה לציות מרצון (Deambrogio, 2025). הלגיטימיות במובן הזה אינה תכונה של החוק ואינה נקבעת בפקודה. היא שיפוט מתמשך שהאסיר עורך ביחס לסוהר שעומד מולו, יום אחר יום.</w:t>
       </w:r>
     </w:p>
     <w:p>
@@ -2544,7 +2544,7 @@
           <w:szCs w:val="24"/>
           <w:rtl w:val="1"/>
         </w:rPr>
-        <w:t>רוב הידע הקיים מתאר את הלגיטימיות כתוצר של מה שהסגל עושה ושל התנאים שבהם הוא פועל (Molleman &amp; Leeuw, 2012). פחות תשומת לב הוקדשה לשאלה מה עושה הזמן עצמו. סקירה של הספרות האמפירית בנושא הוגנות פרוצדורלית ולגיטימיות בכליאה מצאה כי משך השהייה מופיע במרבית המחקרים כמשתנה בקרה בלבד, ולא כמשתנה מסביר שנבחן לגופו (Ryan &amp; Bergin, 2022). כלוא ששוהה באגף שלושה שבועות וכלוא ששוהה בו ארבע שנים חולקים את אותו מרחב, את אותם נהלים ולעיתים גם את אותו סוהר, אך אין זה מובן מאליו שהם שופטים אותם באותה דרך.</w:t>
+        <w:t>רוב הידע הקיים מתאר את הלגיטימיות כתוצר של מה שהסגל עושה ושל התנאים שבהם הוא פועל. פחות תשומת לב הוקדשה לשאלה מה עושה הזמן עצמו. מחקרים על אקלים הכליאה נוטים למדוד את תפיסות הכלואים בנקודת זמן אחת, ולכן הם מתארים תמונת מצב ולא תהליך (Hyatt et al., 2024; Toma et al., 2025). כלוא ששוהה באגף שלושה שבועות וכלוא ששוהה בו ארבע שנים חולקים את אותו מרחב, את אותם נהלים ולעיתים גם את אותו סוהר, אך אין זה מובן מאליו שהם שופטים אותם באותה דרך.</w:t>
       </w:r>
     </w:p>
     <w:p>
@@ -2563,7 +2563,7 @@
           <w:szCs w:val="24"/>
           <w:rtl w:val="1"/>
         </w:rPr>
-        <w:t>העבודה בוחנת באיזו מידה קיים קשר בין משך השהייה באגף ובין תפיסת ההוגנות והלגיטימיות של סגל הכליאה בקרב אסירים פליליים בישראל. המשתנה הבלתי תלוי הוא משך השהייה באגף, והמשתנה התלוי הוא תפיסת ההוגנות והלגיטימיות של הסגל. הבחירה באגף ולא בבית הסוהר כיחידת ההתייחסות אינה טכנית. האגף הוא המרחב שבו מתרחשת רוב האינטראקציה היומיומית בין הכלוא לסוהר, ובו נקבעים בפועל סדרי הגישה למקלחת, לחצר, לטלפון ולבקשות. מעבר בין אגפים משמעו לעיתים קרובות היכרות מחדש עם סגל אחר ועם נורמות אחרות, ולכן הוותק באגף מדויק יותר מן הוותק במאסר לצורך השאלה הנבחנת כאן.</w:t>
+        <w:t>העבודה בוחנת באיזו מידה קיים קשר בין משך השהייה באגף ובין תפיסת ההוגנות והלגיטימיות של סגל הכליאה בקרב אסירים פליליים בישראל. המשתנה הבלתי תלוי הוא משך השהייה באגף, והמשתנה התלוי הוא תפיסת ההוגנות והלגיטימיות של הסגל. הבחירה באגף ולא בבית הסוהר כיחידת ההתייחסות אינה טכנית. האגף הוא המרחב שבו מתרחשת רוב האינטראקציה היומיומית בין הכלוא לסוהר, ובו נקבעים בפועל סדרי הגישה למקלחת, לחצר, לטלפון ולבקשות. תמיכה בכך עולה ממחקר שהעביר שאלון אקלים כליאה לכלל האסירים במתקן אחד בארצות הברית ומצא הבדלים מובהקים בין אגפים באותו מתקן דווקא בשאלות של יחסים עם הסגל, אפליה ובידוד (Hyatt et al., 2024). האגף, ולא המתקן, הוא יחידת החוויה.</w:t>
       </w:r>
     </w:p>
     <w:p>
@@ -2630,7 +2630,7 @@
           <w:szCs w:val="24"/>
           <w:rtl w:val="1"/>
         </w:rPr>
-        <w:t>הדיון המחקרי בתנאי הכליאה נפתח שנים רבות סביב שאלות של מדידה פיזית: שטח מחיה לאסיר, יחס בין תקן הכליאה ובין מספר הכלואים בפועל, רמות רעש, טמפרטורה ותברואה (דוידסקו וולק, 2015). המסגרת התאורטית שהניעה את הדיון הזה היא מודל המחסור, שלפיו התנהגות האסיר היא תוצאה ישירה של סביבת הכליאה ושל "כאבי המאסר" הכרוכים בה, ובהם המחסור בחופש תנועה, ברכוש וביחסים אישיים (Sykes, 1958). ההיגיון פשוט: תנאים קשים מייצרים דחק, ודחק מייצר אלימות והפרות משמעת.</w:t>
+        <w:t>הדיון המחקרי בתנאי הכליאה נפתח שנים רבות סביב שאלות של מדידה פיזית: שטח מחיה לאסיר, יחס בין תקן הכליאה ובין מספר הכלואים בפועל, רמות רעש, טמפרטורה ותברואה (דוידסקו וולק, 2015). ההנחה שהנחתה את הדיון הזה הייתה פשוטה. תנאים קשים מייצרים דחק, ודחק מייצר אלימות והפרות משמעת.</w:t>
       </w:r>
     </w:p>
     <w:p>
@@ -2649,7 +2649,7 @@
           <w:szCs w:val="24"/>
           <w:rtl w:val="1"/>
         </w:rPr>
-        <w:t>הממצאים האמפיריים סירבו להתיישר לפי ההיגיון הזה. סקירה של המחקרים שבחנו את הקשר בין צפיפות להתנהגות שלילית של כלואים העלתה תמונה מפוצלת, שבה חלק מן המחקרים מדווחים על קשר חיובי, חלק על קשר שלילי וחלק על היעדר קשר (דוידסקו וולק, 2015). מחקרי-על שסיכמו עשרות מחקרים מצאו קשר חלש בלבד, שמתחזק בעיקר בקרב כלואים צעירים. גם בבחינה שנערכה בשירות בתי הסוהר לא נמצא קשר בין צפיפות חברתית או מרחבית ובין שכיחות אירועי אלימות, אך כאשר שוקלל המרחב האישי יחד עם משך הזמן שהאסיר שוהה מחוץ לתא, נצפו יותר אירועים אלימים (דוידסקו וולק, 2015). הממצא האחרון מעניין לענייננו במיוחד, משום שהוא מכניס את ממד הזמן אל תוך משוואה שהייתה עד אז מרחבית בלבד.</w:t>
+        <w:t>הממצאים האמפיריים סירבו להתיישר לפי ההנחה הזאת. סקירה של המחקרים שבחנו את הקשר בין צפיפות להתנהגות שלילית של כלואים העלתה תמונה מפוצלת, שבה חלק מן המחקרים מדווחים על קשר חיובי, חלק על קשר שלילי וחלק על היעדר קשר (דוידסקו וולק, 2015). מחקרי-על שסיכמו עשרות מחקרים מצאו קשר חלש בלבד, שמתחזק בעיקר בקרב כלואים צעירים. גם בבחינה שנערכה בשירות בתי הסוהר לא נמצא קשר בין צפיפות חברתית או מרחבית ובין שכיחות אירועי אלימות, אך כאשר שוקלל המרחב האישי יחד עם משך הזמן שהאסיר שוהה מחוץ לתא, נצפו יותר אירועים אלימים (דוידסקו וולק, 2015). הממצא האחרון מעניין לענייננו במיוחד, משום שהוא מכניס את ממד הזמן אל תוך משוואה שהייתה עד אז מרחבית בלבד.</w:t>
       </w:r>
     </w:p>
     <w:p>
@@ -2668,7 +2668,7 @@
           <w:szCs w:val="24"/>
           <w:rtl w:val="1"/>
         </w:rPr>
-        <w:t>הפער בין הציפייה התאורטית ובין הממצאים הוליד תפנית מושגית. במקום למדוד את בית הסוהר במטרים, החלו חוקרים למדוד אותו דרך עיני מי שחי בו. המונח אקלים כליאה (prison climate) מבקש לתפוס את האיכות החברתית והרגשית של המקום ולא רק את מאפייניו הפיזיים, והוא נמדד באמצעות שאלוני דיווח עצמי של הכלואים (Bosma et al., 2020). שאלון אקלים הכליאה שפותח בהולנד כולל ממדים של אוטונומיה, ביטחון, קשר עם העולם שבחוץ, פעילות בעלת משמעות ויחסים עם הסגל, והוא הראה מהימנות ותוקף מבנה בהעברות במתקנים שונים (Bosma et al., 2020). באמצעות הכלי הזה נמצא כי אקלים הכליאה קשור לרווחתם הנפשית של הכלואים מעבר למאפיינים האישיים שהם מביאים איתם אל המאסר (Van Ginneken et al., 2019).</w:t>
+        <w:t>הפער בין הציפייה התאורטית ובין הממצאים הוליד תפנית מושגית. במקום למדוד את בית הסוהר במטרים, החלו חוקרים למדוד אותו דרך עיני מי שחי בו. המונח אקלים כליאה (prison climate) מבקש לתפוס את האיכות החברתית והרגשית של המקום ולא רק את מאפייניו הפיזיים. מחקר ארצי שהעביר שאלון אקלים כליאה לכלל הכלואים בעשרים ושמונה בתי סוהר בהולנד הראה כי אפשר למדוד ממדים כגון אוטונומיה, ביטחון, קשר עם העולם שבחוץ, פעילות בעלת משמעות ויחסים עם הסגל, וכי ההבדלים בין משטרי כליאה שונים ניכרים בעיקר בממד היחסים עם הסגל (Van Ginneken et al., 2018).</w:t>
       </w:r>
     </w:p>
     <w:p>
@@ -2687,6 +2687,25 @@
           <w:szCs w:val="24"/>
           <w:rtl w:val="1"/>
         </w:rPr>
+        <w:t>תוקפו של הכלי נבחן מאז גם מחוץ להולנד. מחקר רומני שהעביר שאלון אקלים לכלואים ולסגל באותם אגפים מצא מבנה גורמים יציב בשתי האוכלוסיות, אך גם פערי תפיסה שיטתיים: הסגל העריך את התמיכה הטיפולית חיובית יותר מן הכלואים, ואילו הכלואים העריכו את הביטחון באגף חיובית יותר מן הסגל (Toma et al., 2025). הממצא הזה חשוב מתודולוגית. הוא מלמד שאין טעם לשאול מהו אקלים האגף בלי לשאול קודם את מי שואלים.</w:t>
+      </w:r>
+    </w:p>
+    <w:p>
+      <w:pPr>
+        <w:bidi/>
+        <w:spacing w:line="480" w:lineRule="auto"/>
+        <w:ind w:firstLine="482"/>
+        <w:jc w:val="both"/>
+      </w:pPr>
+      <w:r>
+        <w:rPr>
+          <w:rFonts w:ascii="Times New Roman" w:hAnsi="Times New Roman" w:cs="David"/>
+          <w:b w:val="0"/>
+          <w:bCs w:val="0"/>
+          <w:sz w:val="24"/>
+          <w:szCs w:val="24"/>
+          <w:rtl w:val="1"/>
+        </w:rPr>
         <w:t>שינוי הזווית הזה אינו טכני. הוא מעביר את מרכז הכובד ממה שבית הסוהר הוא אל מה שבית הסוהר נחווה כמותו, ובכך פותח את הדלת לשאלה מי חווה ומתי. אם התנאים אינם עובדה קבועה אלא פרשנות, סביר שהפרשנות משתנה עם הזמן שבו נחשף הפרשן לאותם תנאים.</w:t>
       </w:r>
     </w:p>
@@ -2707,7 +2726,7 @@
           <w:szCs w:val="24"/>
           <w:rtl w:val="1"/>
         </w:rPr>
-        <w:t>לגיטימיות בבית הסוהר: התפתחות מושגית</w:t>
+        <w:t>לגיטימיות והוגנות פרוצדורלית בבית הסוהר</w:t>
       </w:r>
     </w:p>
     <w:p>
@@ -2726,7 +2745,7 @@
           <w:szCs w:val="24"/>
           <w:rtl w:val="1"/>
         </w:rPr>
-        <w:t>המושג לגיטימיות חדר לחקר הכליאה מן הסוציולוגיה הפוליטית. ספארקס ובוטומס (Sparks &amp; Bottoms, 1995), שנשענו על עבודת שדה בשני בתי סוהר בריטיים בביטחון מרבי, טענו כי בית הסוהר הוא מקרה קיצון של שאלה כללית: מדוע אנשים מצייתים. הם הבחינו בין ציות הנובע מחישוב עלות ותועלת ובין ציות הנובע מהכרה בכך שהסמכות מוצדקת, וקבעו כי מערכת הנשענת על הראשון בלבד שברירית. לטענתם בתי סוהר סובלים מגירעון לגיטימיות כרוני, משום שהכליאה כפויה מעצם טבעה, אך הלגיטימיות היא בכל זאת עניין של מידה: הכלואים מעניקים או מונעים הכרה בסמכות בהתאם לאופן שבו מופעל הכוח מולם בשגרה.</w:t>
+        <w:t>המושג לגיטימיות חדר לחקר הכליאה מן הסוציולוגיה הפוליטית ומחקר הציות לחוק. בבסיסו עומדת ההבחנה בין ציות הנובע מחישוב עלות ותועלת ובין ציות הנובע מהכרה בכך שהסמכות מוצדקת. בית הסוהר הוא מקרה קיצון של השאלה הזאת, משום שהכליאה כפויה מעצם טבעה, ולכן הוא סובל מגירעון לגיטימיות מובנה. עם זאת הלגיטימיות היא עניין של מידה ולא של הכול או לא כלום: הכלואים מעניקים או מונעים הכרה בסמכות בהתאם לאופן שבו מופעל הכוח מולם בשגרה (Deambrogio, 2025).</w:t>
       </w:r>
     </w:p>
     <w:p>
@@ -2745,7 +2764,7 @@
           <w:szCs w:val="24"/>
           <w:rtl w:val="1"/>
         </w:rPr>
-        <w:t>המנגנון שמאחורי הטענה הזאת שאול מתחום רחב יותר. טיילר (Tyler, 2003) הראה כי רשויות אכיפה זוכות לציות מרצון בעיקר בזכות ההוגנות הנתפסת של ההליכים שהן מפעילות, ולא בזכות תוצאותיהם או בזכות איום הענישה. ארבעה רכיבים חוזרים בספרות הזאת: מתן קול לאדם שההחלטה נוגעת לו, ניטרליות, יחס מכבד ואמון בכוונות הרשות. חלוקה זו עומדת ביסודם של רוב כלי המדידה של הוגנות פרוצדורלית בכליאה. ההבחנה בין הוגנות פרוצדורלית ובין הוגנות חלוקתית חשובה במיוחד לענייננו: הראשונה עוסקת באופן שבו האסיר מקבל את שהוא מקבל, והשנייה בשאלה מה בדיוק הוא מקבל.</w:t>
+        <w:t>הוגנות פרוצדורלית היא המנגנון המרכזי שדרכו נבנית הלגיטימיות. היא עוסקת באופן שבו מתקבלת ההחלטה ולא בתוצאתה, ומורכבת ממתן קול לאדם שההחלטה נוגעת לו, מניטרליות, מיחס מכבד ומאמון בכוונות הרשות. ההבחנה בינה ובין הוגנות חלוקתית, העוסקת בשאלה מה בדיוק האסיר מקבל, חשובה במיוחד לענייננו. דיאמברוג׳ו (Deambrogio, 2025) מראה כי מנגנוני השתתפות שמאפשרים לכלואים להשמיע את קולם בהחלטות הנוגעות להם מחזקים את הלגיטימיות הנתפסת, ומציעה על בסיס זה מודל דמוקרטי של השתתפות כלואים כדרך לצמצם את גירעון הלגיטימיות המובנה.</w:t>
       </w:r>
     </w:p>
     <w:p>
@@ -2764,7 +2783,27 @@
           <w:szCs w:val="24"/>
           <w:rtl w:val="1"/>
         </w:rPr>
-        <w:t>ליבלינג ועמיתיה פיתחו את הרעיון לכדי כלי מדידה שיטתי. הגישה שהציעו, המכונה "הביצוע המוסרי" של בית הסוהר, גורסת כי אפשר וצריך למדוד את איכותו של מתקן כליאה בממדים ערכיים ולא רק בממדים תפעוליים, ובהם כבוד, אנושיות, הוגנות, מקצועיות הסגל ואופן הפעלת הסמכות (Liebling, 2011). ממחקר שבחן את הקשר בין האקלים החברתי בבית הסוהר ובין חזרה לפשיעה עלה כי מתקנים שדורגו גבוה יותר בממדים האלה היו קשורים לשיעורי רצידיביזם נמוכים יותר, גם לאחר בקרה על מאפייני אוכלוסיית הכלואים (Auty &amp; Liebling, 2019). הממצא הזה מוציא את הלגיטימיות מגדר סוגיה מוסרית בלבד ומציב אותה כמשתנה בעל השלכות מעשיות על מטרות המערכת.</w:t>
+        <w:t>שרשרת ההשפעה נבדקה גם אמפירית. מחקר שנערך בקרב 177 כלואים באוסטרליה מצא כי כלואים שתפסו את יחס הסגל כהוגן מבחינה פרוצדורלית דיווחו על ציות רב יותר, וכי תפיסות הוגנות נמוכות היו קשורות לעמדות של התרחקות והתגוננות מול הסגל ולהתנהגות מתריסה (Murphy &amp; Barkworth, 2021). כלומר, תפיסת ההוגנות אינה עמדה מנותקת. יש לה תוצאות התנהגותיות מדידות בתוך האגף.</w:t>
+      </w:r>
+    </w:p>
+    <w:p>
+      <w:pPr>
+        <w:pStyle w:val="Heading2"/>
+        <w:bidi/>
+        <w:spacing w:before="240"/>
+        <w:ind w:firstLine="0"/>
+        <w:jc w:val="right"/>
+      </w:pPr>
+      <w:r>
+        <w:rPr>
+          <w:rFonts w:ascii="Times New Roman" w:hAnsi="Times New Roman" w:cs="David"/>
+          <w:b w:val="1"/>
+          <w:bCs w:val="1"/>
+          <w:sz w:val="24"/>
+          <w:szCs w:val="24"/>
+          <w:rtl w:val="1"/>
+        </w:rPr>
+        <w:t>יחסי סוהר-כלוא כמנגנון המרכזי</w:t>
       </w:r>
     </w:p>
     <w:p>
@@ -2783,7 +2822,26 @@
           <w:szCs w:val="24"/>
           <w:rtl w:val="1"/>
         </w:rPr>
-        <w:t>שרשרת ההשפעה נבדקה גם בתוך כותלי הכלא. מחקר שנערך בשני בתי סוהר בסלובניה מצא כי כלואים שתפסו את הסגל כהוגן מבחינה פרוצדורלית נטו יותר לראות בסמכות הכלא סמכות לגיטימית, והלגיטימיות בתורה ניבאה פחות הפרות משמעת בדיווח עצמי (Reisig &amp; Meško, 2009). כלומר, תפיסת ההוגנות אינה עמדה מנותקת. יש לה תוצאות התנהגותיות מדידות.</w:t>
+        <w:t>הסוהר באגף הוא הנקודה שבה המדיניות פוגשת את האדם, והיחסים ביניהם מורכבים יותר משהם נראים מבחוץ. מחקר אתנוגרפי שנערך בבית סוהר לנשים באנגליה תיאר יחסי סגל וכלואות רוויים בדו-משמעות: קרבה רגשית שאינה מוגדרת, ציפיות סותרות משני הצדדים, וקושי מתמשך לשרטט גבול בין תמיכה ובין סמכות (Crewe et al., 2023). החוקרים מדגישים שהיחסים האלה אינם נתון קבוע אלא תוצר של היסטוריה משותפת שנבנית לאורך זמן בין אנשים מסוימים.</w:t>
+      </w:r>
+    </w:p>
+    <w:p>
+      <w:pPr>
+        <w:bidi/>
+        <w:spacing w:line="480" w:lineRule="auto"/>
+        <w:ind w:firstLine="482"/>
+        <w:jc w:val="both"/>
+      </w:pPr>
+      <w:r>
+        <w:rPr>
+          <w:rFonts w:ascii="Times New Roman" w:hAnsi="Times New Roman" w:cs="David"/>
+          <w:b w:val="0"/>
+          <w:bCs w:val="0"/>
+          <w:sz w:val="24"/>
+          <w:szCs w:val="24"/>
+          <w:rtl w:val="1"/>
+        </w:rPr>
+        <w:t>איכות היחסים הזאת אינה עניין פרטי בין שני אנשים. היא מאפיין של האגף. במחקר שהעביר שאלון אקלים כליאה לכלל האסירים במתקן אחד נמצאו הבדלים מובהקים בין אגפים באותו מתקן דווקא בממד היחסים עם הסגל, אף שכל האגפים כפופים לאותו נוהל ולאותה הנהלה (Hyatt et al., 2024). סקירה של הספרות על האקלים היחסי בבתי סוהר מוסיפה כי התנהגות של כלואים עם קשיים נפשיים, וכן היחס הסטיגמטי שהם מקבלים, פוגעים באקלים החברתי של האגף כולו (Calles-Rubiales &amp; Ibáñez del Prado, 2020). האגף, אם כן, הוא יחידה חברתית בעלת מאפיינים משלה, ולא רק מכפלה של הפרטים שבתוכה.</w:t>
       </w:r>
     </w:p>
     <w:p>
@@ -2803,7 +2861,7 @@
           <w:szCs w:val="24"/>
           <w:rtl w:val="1"/>
         </w:rPr>
-        <w:t>יחסי סוהר-כלוא כמנגנון המרכזי</w:t>
+        <w:t>הזמן כמשתנה: מה יודעים ומה עדיין לא</w:t>
       </w:r>
     </w:p>
     <w:p>
@@ -2822,7 +2880,7 @@
           <w:szCs w:val="24"/>
           <w:rtl w:val="1"/>
         </w:rPr>
-        <w:t>הסוהר באגף הוא הנקודה שבה המדיניות פוגשת את האדם. ליבלינג (Liebling, 2011) תיארה את עבודת הסוהר כעבודה שכולה הפעלת סמכות דרך יחסים, והבחינה בין שימוש מיטבי בסמכות, שבו הסוהר נוכח, בטוח בעצמו ומעורב, ובין שימוש חסר או עודף בכוח. לדבריה שיפוטי הכלואים על לגיטימיות הסגל עוקבים אחר איכות הפעלת הסמכות ולא אחר הכללים הפורמליים עצמם.</w:t>
+        <w:t>העדות הישירה ביותר לכך שתפיסות הכלואים משתנות לאורך הכליאה מגיעה ממחקר אורך שנערך בבית סוהר לצעירים בפורטוגל. גונסלבס ועמיתיו (Gonçalves et al., 2016) עקבו אחר 75 כלואים בני 17 עד 22 ומדדו את מצבם הנפשי ואת תפיסותיהם את אקלים הכליאה שלושה מועדים: חודש, שלושה חודשים ושישה חודשים לאחר הכניסה. הממצאים הראו שתסמיני המצוקה יורדים לאורך התקופה, וכי תפיסות האקלים תורמות להסבר המצב הנפשי מעבר למאפיינים האישיים שהכלוא הביא איתו. המחקר הזה מבסס את ההנחה שהזמן פועל, אך הוא עוקב אחר חצי שנה בלבד ואינו בוחן ישירות את תפיסת ההוגנות של הסגל.</w:t>
       </w:r>
     </w:p>
     <w:p>
@@ -2841,7 +2899,45 @@
           <w:szCs w:val="24"/>
           <w:rtl w:val="1"/>
         </w:rPr>
-        <w:t>המחקר הכמותי תומך בקו הזה. מחקר רב-רמתי שקישר בין סקר כלואים בהולנד ובין סקר סגל מקביל מצא כי מאפייני הסגל ותפיסותיו מסבירים חלק מן השונות בתנאים שהכלואים מדווחים עליהם, מעבר להבדלים בין המתקנים עצמם (Molleman &amp; Leeuw, 2012). ממצא מקביל עלה במחקר גרמני שבחן אלימות במתקני כליאה לנוער, ולפיו איכות היחסים בין הסגל לכלואים ניבאה התנהגות אלימה מעבר למשתנים מבניים כגון גודל המתקן וצפיפותו (Klatt et al., 2016). מחקר משולב שנערך בקנדה הוסיף את קולם של הכלואים עצמם, ותיאר כיצד הם מבחינים היטב בין סוהרים שנתפסים בעיניהם כהוגנים ובין סוהרים שאינם, ומכיילים את התנהגותם בהתאם (Weinrath &amp; Ricciardelli, 2023). ההבחנה הזאת אינה נלמדת ביום הראשון. היא דורשת היכרות, וההיכרות דורשת זמן.</w:t>
+        <w:t>כיוון ההשפעה נותר פתוח, ואפשר לגזור מן הספרות שני טיעונים מנוגדים. הטיעון הראשון גורס היכרות והתמסדות: אי-הוודאות הגבוהה ביותר שחווה כלוא היא דווקא בתחילת הדרך, בטרם למד את הכללים הפורמליים והבלתי פורמליים של המקום, ועם הזמן נבנים קשרים אישיים עם סוהרים מסוימים ופוחתת תחושת האיום. תיאור היחסים ההדדיים שנבנים לאורך זמן תומך בכיוון הזה (Crewe et al., 2023), וכך גם מגמת הירידה במצוקה שנמצאה בחודשי המאסר הראשונים (Gonçalves et al., 2016).</w:t>
+      </w:r>
+    </w:p>
+    <w:p>
+      <w:pPr>
+        <w:bidi/>
+        <w:spacing w:line="480" w:lineRule="auto"/>
+        <w:ind w:firstLine="482"/>
+        <w:jc w:val="both"/>
+      </w:pPr>
+      <w:r>
+        <w:rPr>
+          <w:rFonts w:ascii="Times New Roman" w:hAnsi="Times New Roman" w:cs="David"/>
+          <w:b w:val="0"/>
+          <w:bCs w:val="0"/>
+          <w:sz w:val="24"/>
+          <w:szCs w:val="24"/>
+          <w:rtl w:val="1"/>
+        </w:rPr>
+        <w:t>הטיעון הנגדי גורס שחיקה. הצטברות של חיכוכים, של בקשות שלא נענו ושל החלטות שנתפסו כשרירותיות עלולה לכרסם בהדרגה בנכונות לראות בסמכות סמכות מוצדקת, במיוחד כאשר תפיסות ההוגנות נמוכות מלכתחילה ומעודדות התרחקות מן הסגל (Murphy &amp; Barkworth, 2021). גם עצם הדו-משמעות ביחסים, שתוארה כמקור למתח מתמשך ולא רק לקרבה, מותירה מקום לאפשרות הזאת (Crewe et al., 2023).</w:t>
+      </w:r>
+    </w:p>
+    <w:p>
+      <w:pPr>
+        <w:bidi/>
+        <w:spacing w:line="480" w:lineRule="auto"/>
+        <w:ind w:firstLine="482"/>
+        <w:jc w:val="both"/>
+      </w:pPr>
+      <w:r>
+        <w:rPr>
+          <w:rFonts w:ascii="Times New Roman" w:hAnsi="Times New Roman" w:cs="David"/>
+          <w:b w:val="0"/>
+          <w:bCs w:val="0"/>
+          <w:sz w:val="24"/>
+          <w:szCs w:val="24"/>
+          <w:rtl w:val="1"/>
+        </w:rPr>
+        <w:t>מקור אפשרי נוסף לשינוי לאורך זמן הוא ההשתתפות בפעילות שיקומית. מחקר נורווגי שבחן את תרומת ההשכלה בכלא לחיים שלאחר השחרור מצא כי כלואים מייחסים לפעילות הזאת ערך מעבר לתעודה עצמה, ובכלל זה תחושת התקדמות ויחס אחר מצד הסגל (Tønseth &amp; Bergsland, 2019). מכיוון שהשתלבות בפעילויות כאלה נבנית בדרך כלל עם הוותק במקום, ייתכן שהוותק פועל על הלגיטימיות גם בעקיפין, דרך הנגישות לפעילות משמעותית.</w:t>
       </w:r>
     </w:p>
     <w:p>
@@ -2861,7 +2957,7 @@
           <w:szCs w:val="24"/>
           <w:rtl w:val="1"/>
         </w:rPr>
-        <w:t>משך השהייה: שלוש תשובות מתחרות</w:t>
+        <w:t>ההקשר הישראלי</w:t>
       </w:r>
     </w:p>
     <w:p>
@@ -2880,7 +2976,7 @@
           <w:szCs w:val="24"/>
           <w:rtl w:val="1"/>
         </w:rPr>
-        <w:t>הספרות מציעה שלוש תשובות שונות לשאלה כיצד משפיע הזמן על עמדות הכלוא כלפי הסגל, ואין ביניהן הכרעה.</w:t>
+        <w:t>מערכת הכליאה בישראל פועלת בתנאי מחיה שנמצאו במשך שנים מתחת לסטנדרטים המקובלים. שטח המחיה הממוצע לאסיר עמד על כ-3.1 מ"ר, לעומת מינימום של 4 מ"ר בהמלצות התקנות האירופיות לכליאה ו-5 מ"ר שנקבעו בתמ"א 24 לבנייתם של מתקנים חדשים (דוידסקו וולק, 2015). בשנת 2017 קבע בית המשפט העליון בבג"ץ 1892/14 כי המצב פוגע בזכות לכבוד ולקיום בתנאים אנושיים, וחייב את המדינה להגדיל את שטח המחיה בהדרגה.</w:t>
       </w:r>
     </w:p>
     <w:p>
@@ -2899,7 +2995,7 @@
           <w:szCs w:val="24"/>
           <w:rtl w:val="1"/>
         </w:rPr>
-        <w:t>התשובה הראשונה גורסת שחיקה. מודל המחסור, בנוסחו הקלאסי, מניח כי חשיפה ממושכת לסביבת הכליאה מעמיקה את הפנמת נורמות תת-התרבות של הכלואים ואת ההתנגדות לסמכות (Sykes, 1958). תמיכה אמפירית עדכנית לכיוון הזה נמצאה במחקר הולנדי שקישר בין סקר של 1,610 עצורים ובין סקר סגל של 690 עובדים, ומצא כי כלואים ששהו במעצר פרק זמן קצר יותר דיווחו על תפיסות הוגנות פרוצדורלית טובות יותר (Beijersbergen et al., 2015). באותו מחקר נמצא גם כי תפיסות ההוגנות היו גבוהות יותר באגפים שבהם היחס המספרי בין סוהרים לכלואים היה גבוה, ובאגפים שבהם הסגל החזיק בעמדות שיקומיות יותר.</w:t>
+        <w:t>הידע האמפירי הישראלי על יחסי סגל וכלואים מוגבל יותר. מחקר שבחן את הסביבה החברתית בבית הסוהר לנוער "אופק" על פי תפיסת האסירים לאורך חמש שנים הראה כי תפיסות הכלואים משתנות עם הזמן ואינן קבועות (גולדברג, 2012). מחקר אחר בחן את הקשר בין רמת הצפיפות בבתי סוהר פליליים בישראל ובין רמת האלימות הפיזית ולא מצא קשר עקבי (בן צבי וכרמל, 2013). הסקר הרחב ביותר בנושא נערך בשנת 2021 ושימש בסיס למחקר על מקומה של הלגיטימיות בקשר שבין תנאי המחיה ובין ההשתתפות בפעילות שיקומית (ועקנין, 2024). אף אחד מן המחקרים האלה לא בחן ישירות את הוותק באגף כמשתנה מסביר לתפיסת ההוגנות של הסגל. זהו הפער שהעבודה הנוכחית מבקשת להתחיל ולמלא.</w:t>
       </w:r>
     </w:p>
     <w:p>
@@ -2918,7 +3014,27 @@
           <w:szCs w:val="24"/>
           <w:rtl w:val="1"/>
         </w:rPr>
-        <w:t>התשובה השנייה גורסת התמסדות והיכרות. אי-הוודאות הגבוהה ביותר שחווה כלוא היא דווקא בתחילת הדרך, בטרם למד את הכללים הפורמליים והבלתי פורמליים של המקום. מחקר אוסטרלי שבחן 76 כלואים בעיצוב דו-כיווני של משך הכליאה מול סוג המשמורת מצא כי כלואים בהפרדה מגוננת ששהו במאסר יותר משישה חודשים דירגו את האקלים החברתי חיובי יותר מכלואים באותה משמורת ששהו פחות משישה חודשים, וההפרש היה חד במיוחד בממדים של תמיכה טיפולית ולכידות חברתית (Casey et al., 2016). זהו הממצא המפורש ביותר בספרות לכיוון של קשר חיובי בין ותק לתפיסת הסגל, אך הוא מותנה בסוג המשמורת ומבוסס על מדגם קטן.</w:t>
+        <w:t>הערה מתודולוגית נדרשת כבר בשלב הזה. מחקרים באוכלוסיות כלואים מתמודדים עם שיעורי סירוב גבוהים ולא אקראיים, וסירוב כזה עלול להטות את הממצאים דווקא בכיוון של הערכת יתר לשביעות הרצון, משום שהנוטים לסרב הם לעיתים קרובות מי שעמדתם כלפי המערכת שלילית יותר (Baggio et al., 2023). בסקר שעליו מבוססים הנתונים הנוכחיים השתתפו כ-41% מן הכלואים הפליליים (ועקנין, 2024), ולכן יש לקרוא כל ממצא על לגיטימיות גבוהה בזהירות המתאימה.</w:t>
+      </w:r>
+    </w:p>
+    <w:p>
+      <w:pPr>
+        <w:pStyle w:val="Heading2"/>
+        <w:bidi/>
+        <w:spacing w:before="240"/>
+        <w:ind w:firstLine="0"/>
+        <w:jc w:val="right"/>
+      </w:pPr>
+      <w:r>
+        <w:rPr>
+          <w:rFonts w:ascii="Times New Roman" w:hAnsi="Times New Roman" w:cs="David"/>
+          <w:b w:val="1"/>
+          <w:bCs w:val="1"/>
+          <w:sz w:val="24"/>
+          <w:szCs w:val="24"/>
+          <w:rtl w:val="1"/>
+        </w:rPr>
+        <w:t>שאלת המחקר והשערות</w:t>
       </w:r>
     </w:p>
     <w:p>
@@ -2937,7 +3053,7 @@
           <w:szCs w:val="24"/>
           <w:rtl w:val="1"/>
         </w:rPr>
-        <w:t>התשובה השלישית מטילה ספק בשאלה עצמה. באטלר, סולומון ודליסי (Butler et al., 2021) בחנו מדגם ארצי מייצג של כלואים בארצות הברית וניסו לברר אם השפעתן של חוויות שהתרחשו במהלך המאסר על תפיסת ההוגנות משתנה לפי משך הריצוי. הממצא המרכזי היה שחוויות שליליות, ובראשן שהייה בתנאי הפרדה, הפחיתו את תפיסת ההוגנות ללא תלות במשך הריצוי. לא הזמן כשלעצמו הוא שפעל, אלא מה שהתרחש בתוכו. עם זאת נמצאה גם אינטראקציה חלקית: כלואים שריצו בין שנה לחמש שנים ותפסו את המתקן כצפוף החזיקו בעמדות שליליות יותר כלפי הוגנות הסגל מכלואים ששהו פחות משנה (Butler et al., 2021).</w:t>
+        <w:t>שאלת המחקר: באיזו מידה קיים קשר בין משך השהייה באגף ובין תפיסת ההוגנות והלגיטימיות של סגל הכליאה בקרב אסירים פליליים בישראל?</w:t>
       </w:r>
     </w:p>
     <w:p>
@@ -2956,123 +3072,7 @@
           <w:szCs w:val="24"/>
           <w:rtl w:val="1"/>
         </w:rPr>
-        <w:t>ייתכן שהסתירה בין שלוש התשובות אינה סתירה אמיתית אלא תוצר של הדרך שבה מודדים את הזמן. וילר (Wheeler, 1961) הראה כבר לפני עשורים כי מדידה של הפנמת נורמות הסגל לפי חודשי מאסר שנצברו מניבה מגמת ירידה, ואילו מדידה לפי שלב בקריירה המוסדית, כלומר ראשית המאסר מול אמצעו מול הקרבה לשחרור, מניבה עקומה בצורת האות U: ההיענות לציפיות הסגל גבוהה בכניסה, יורדת באמצע ומתאוששת לקראת השחרור. אם התבנית הזאת נכונה, מחקרים שמניחים קשר ליניארי ייחלקו זה על זה מסיבות של אפיון המשתנה ולא מסיבות מהותיות.</w:t>
-      </w:r>
-    </w:p>
-    <w:p>
-      <w:pPr>
-        <w:pStyle w:val="Heading2"/>
-        <w:bidi/>
-        <w:spacing w:before="240"/>
-        <w:ind w:firstLine="0"/>
-        <w:jc w:val="right"/>
-      </w:pPr>
-      <w:r>
-        <w:rPr>
-          <w:rFonts w:ascii="Times New Roman" w:hAnsi="Times New Roman" w:cs="David"/>
-          <w:b w:val="1"/>
-          <w:bCs w:val="1"/>
-          <w:sz w:val="24"/>
-          <w:szCs w:val="24"/>
-          <w:rtl w:val="1"/>
-        </w:rPr>
-        <w:t>ההקשר הישראלי</w:t>
-      </w:r>
-    </w:p>
-    <w:p>
-      <w:pPr>
-        <w:bidi/>
-        <w:spacing w:line="480" w:lineRule="auto"/>
-        <w:ind w:firstLine="482"/>
-        <w:jc w:val="both"/>
-      </w:pPr>
-      <w:r>
-        <w:rPr>
-          <w:rFonts w:ascii="Times New Roman" w:hAnsi="Times New Roman" w:cs="David"/>
-          <w:b w:val="0"/>
-          <w:bCs w:val="0"/>
-          <w:sz w:val="24"/>
-          <w:szCs w:val="24"/>
-          <w:rtl w:val="1"/>
-        </w:rPr>
-        <w:t>מערכת הכליאה בישראל פועלת בתנאי מחיה שנמצאו במשך שנים מתחת לסטנדרטים המקובלים. שטח המחיה הממוצע לאסיר עמד על כ-3.1 מ"ר, לעומת מינימום של 4 מ"ר בהמלצות התקנות האירופיות לכליאה ו-5 מ"ר שנקבעו בתמ"א 24 לבנייתם של מתקנים חדשים (דוידסקו וולק, 2015). בשנת 2017 קבע בית המשפט העליון בבג"ץ 1892/14 כי המצב פוגע בזכות לכבוד ולקיום בתנאים אנושיים, וחייב את המדינה להגדיל את שטח המחיה בהדרגה. הכללים הבין-לאומיים שעליהם נשענת הפסיקה, כללי נלסון מנדלה, מגדירים את התנאים המזעריים שכל מדינה נדרשת להבטיח לכלואיה (McCall-Smith, 2016).</w:t>
-      </w:r>
-    </w:p>
-    <w:p>
-      <w:pPr>
-        <w:bidi/>
-        <w:spacing w:line="480" w:lineRule="auto"/>
-        <w:ind w:firstLine="482"/>
-        <w:jc w:val="both"/>
-      </w:pPr>
-      <w:r>
-        <w:rPr>
-          <w:rFonts w:ascii="Times New Roman" w:hAnsi="Times New Roman" w:cs="David"/>
-          <w:b w:val="0"/>
-          <w:bCs w:val="0"/>
-          <w:sz w:val="24"/>
-          <w:szCs w:val="24"/>
-          <w:rtl w:val="1"/>
-        </w:rPr>
-        <w:t>הידע האמפירי הישראלי על יחסי סגל וכלואים מוגבל יותר. מחקר שבחן את הסביבה החברתית בבית הסוהר לנוער "אופק" על פי תפיסת האסירים לאורך חמש שנים הראה כי תפיסות הכלואים משתנות עם הזמן ואינן קבועות (גולדברג, 2012). מחקר אחר בחן את הקשר בין רמת הצפיפות בבתי סוהר פליליים בישראל ובין רמת האלימות הפיזית ולא מצא קשר עקבי (בן צבי וכרמל, 2013). הסקר הרחב ביותר בנושא נערך בשנת 2021 ושימש בסיס למחקר על מקומה של הלגיטימיות בקשר שבין תנאי המחיה ובין ההשתתפות בפעילות שיקומית (ועקנין, 2024). אף אחד מן המחקרים האלה לא בחן ישירות את הוותק באגף כמשתנה מסביר לתפיסת ההוגנות של הסגל. זהו הפער שהעבודה הנוכחית מבקשת להתחיל ולמלא.</w:t>
-      </w:r>
-    </w:p>
-    <w:p>
-      <w:pPr>
-        <w:pStyle w:val="Heading2"/>
-        <w:bidi/>
-        <w:spacing w:before="240"/>
-        <w:ind w:firstLine="0"/>
-        <w:jc w:val="right"/>
-      </w:pPr>
-      <w:r>
-        <w:rPr>
-          <w:rFonts w:ascii="Times New Roman" w:hAnsi="Times New Roman" w:cs="David"/>
-          <w:b w:val="1"/>
-          <w:bCs w:val="1"/>
-          <w:sz w:val="24"/>
-          <w:szCs w:val="24"/>
-          <w:rtl w:val="1"/>
-        </w:rPr>
-        <w:t>שאלת המחקר והשערות</w:t>
-      </w:r>
-    </w:p>
-    <w:p>
-      <w:pPr>
-        <w:bidi/>
-        <w:spacing w:line="480" w:lineRule="auto"/>
-        <w:ind w:firstLine="482"/>
-        <w:jc w:val="both"/>
-      </w:pPr>
-      <w:r>
-        <w:rPr>
-          <w:rFonts w:ascii="Times New Roman" w:hAnsi="Times New Roman" w:cs="David"/>
-          <w:b w:val="0"/>
-          <w:bCs w:val="0"/>
-          <w:sz w:val="24"/>
-          <w:szCs w:val="24"/>
-          <w:rtl w:val="1"/>
-        </w:rPr>
-        <w:t>שאלת המחקר: באיזו מידה קיים קשר בין משך השהייה באגף ובין תפיסת ההוגנות והלגיטימיות של סגל הכליאה בקרב אסירים פליליים בישראל?</w:t>
-      </w:r>
-    </w:p>
-    <w:p>
-      <w:pPr>
-        <w:bidi/>
-        <w:spacing w:line="480" w:lineRule="auto"/>
-        <w:ind w:firstLine="482"/>
-        <w:jc w:val="both"/>
-      </w:pPr>
-      <w:r>
-        <w:rPr>
-          <w:rFonts w:ascii="Times New Roman" w:hAnsi="Times New Roman" w:cs="David"/>
-          <w:b w:val="0"/>
-          <w:bCs w:val="0"/>
-          <w:sz w:val="24"/>
-          <w:szCs w:val="24"/>
-          <w:rtl w:val="1"/>
-        </w:rPr>
-        <w:t>לנוכח הפיצול בספרות מוצעות שתי השערות מתחרות ואחת משלימה. ההשערה הראשונה, הנגזרת ממודל המחסור ומן הממצא ההולנדי, היא שיימצא קשר שלילי בין משך השהייה באגף ובין תפיסת ההוגנות והלגיטימיות של הסגל (Sykes, 1958; Beijersbergen et al., 2015). ההשערה השנייה, הנגזרת מגישת ההיכרות וההתמסדות, היא שיימצא קשר חיובי, שכן היכרות מצטברת עם הסגל מפחיתה אי-ודאות ומייצרת יחסים אישיים (Casey et al., 2016). ההשערה השלישית, המבוססת על עקומת ה-U, היא שהקשר אינו ליניארי אלא מתון בקצוות וחד באמצע תקופת השהייה (Wheeler, 1961).</w:t>
+        <w:t>לנוכח הפער בספרות מוצעות שתי השערות מתחרות ואחת משלימה. ההשערה הראשונה, הנגזרת מגישת ההיכרות וההתמסדות, היא שיימצא קשר חיובי בין משך השהייה באגף ובין תפיסת ההוגנות והלגיטימיות של הסגל, שכן היכרות מצטברת מפחיתה אי-ודאות ומייצרת יחסים אישיים (Crewe et al., 2023; Gonçalves et al., 2016). ההשערה השנייה, הנגזרת מגישת השחיקה, היא שיימצא קשר שלילי, שכן הצטברות חיכוכים ותפיסות הוגנות נמוכות מובילה להתרחקות מן הסגל (Murphy &amp; Barkworth, 2021). ההשערה השלישית היא שהקשר אינו ליניארי, ושעוצמתו תשתנה בין אגפים גם בתוך אותו מתקן, לנוכח ההבדלים הבין-אגפיים שנמצאו בממד היחסים עם הסגל (Hyatt et al., 2024).</w:t>
       </w:r>
     </w:p>
     <w:p>
@@ -3213,7 +3213,7 @@
           <w:sz w:val="24"/>
           <w:szCs w:val="24"/>
         </w:rPr>
-        <w:t>Auty, K., &amp; Liebling, A. (2019). Exploring the relationship between prison social climate and reoffending. Justice Quarterly, 37(2), 358-381. https://doi.org/10.1080/07418825.2018.1538421</w:t>
+        <w:t>Baggio, S., Gonçalves, L., Heller, P., Wolff, H., &amp; Gétaz, L. (2023). Refusal to participate in research among hard-to-reach populations: The case of detained persons. PLoS ONE, 18(3), e0282083. https://doi.org/10.1371/journal.pone.0282083</w:t>
       </w:r>
     </w:p>
     <w:p>
@@ -3231,7 +3231,7 @@
           <w:sz w:val="24"/>
           <w:szCs w:val="24"/>
         </w:rPr>
-        <w:t>Beijersbergen, K. A., Dirkzwager, A. J. E., Molleman, T., van der Laan, P. H., &amp; Nieuwbeerta, P. (2015). Procedural justice in prison: The importance of staff characteristics. International Journal of Offender Therapy and Comparative Criminology, 59(4), 337-358. https://doi.org/10.1177/0306624X13512767</w:t>
+        <w:t>Calles-Rubiales, N., &amp; Ibáñez del Prado, C. (2020). Influence of prisoners' mental health on the relational climate of prisons. Revista Española de Sanidad Penitenciaria, 22(3), 116-125. https://doi.org/10.18176/resp.00019</w:t>
       </w:r>
     </w:p>
     <w:p>
@@ -3249,7 +3249,7 @@
           <w:sz w:val="24"/>
           <w:szCs w:val="24"/>
         </w:rPr>
-        <w:t>Bosma, A. Q., Van Ginneken, E. F. J. C., Palmen, H., Pasma, A. J., Beijersbergen, K. A., &amp; Nieuwbeerta, P. (2020). A new instrument to measure prison climate: The psychometric quality of the prison climate questionnaire. The Prison Journal, 100(3), 355-380. https://doi.org/10.1177/0032885520916819</w:t>
+        <w:t>Crewe, B., Schliehe, A., &amp; Przybylska, D. A. (2023). "It causes a lot of problems": Relational ambiguities and dynamics between prisoners and staff in a women's prison. European Journal of Criminology, 20(3), 925-946. https://doi.org/10.1177/14773708221140870</w:t>
       </w:r>
     </w:p>
     <w:p>
@@ -3267,7 +3267,7 @@
           <w:sz w:val="24"/>
           <w:szCs w:val="24"/>
         </w:rPr>
-        <w:t>Butler, H. D., Solomon, S. J., &amp; DeLisi, M. (2021). Time served in prison, in-prison experiences, and perceptions of procedural justice. Justice Quarterly, 38(7), 1519-1541. https://doi.org/10.1080/07418825.2021.1985159</w:t>
+        <w:t>Deambrogio, C. (2025). Procedural justice and prison legitimacy: Towards a democratic model of inmate participation. Oxford Journal of Legal Studies, 45(3), 801-820. https://doi.org/10.1093/ojls/gqaf013</w:t>
       </w:r>
     </w:p>
     <w:p>
@@ -3285,7 +3285,7 @@
           <w:sz w:val="24"/>
           <w:szCs w:val="24"/>
         </w:rPr>
-        <w:t>Casey, S., Day, A., &amp; Reynolds, J. (2016). The influence of incarceration length and protection status on perceptions of prison social climate. Criminal Justice and Behavior, 43, 285-296. https://doi.org/10.1177/0093854815603747</w:t>
+        <w:t>Gonçalves, L. C., Endrass, J., Rossegger, A., &amp; Dirkzwager, A. J. E. (2016). A longitudinal study of mental health symptoms in young prisoners: Exploring the influence of personal factors and the correctional climate. BMC Psychiatry, 16, Article 91. https://doi.org/10.1186/s12888-016-0803-z</w:t>
       </w:r>
     </w:p>
     <w:p>
@@ -3303,7 +3303,7 @@
           <w:sz w:val="24"/>
           <w:szCs w:val="24"/>
         </w:rPr>
-        <w:t>Klatt, T., Hagl, S., Bergmann, M. C., &amp; Baier, D. (2016). Violence in youth custody: Risk factors of violent misconduct among inmates of German young offender institutions. European Journal of Criminology, 13(6), 727-743. https://doi.org/10.1177/1477370816643733</w:t>
+        <w:t>Hyatt, J. M., Andersen, S. N., &amp; van Tiem, B. (2024). Perceptions of incarcerated people: Prison conditions, public health, and justice in the United States. Journal of Public Health Policy, 45(3), 446-459. https://doi.org/10.1057/s41271-024-00496-z</w:t>
       </w:r>
     </w:p>
     <w:p>
@@ -3321,7 +3321,7 @@
           <w:sz w:val="24"/>
           <w:szCs w:val="24"/>
         </w:rPr>
-        <w:t>Liebling, A. (2011). Distinctions and distinctiveness in the work of prison officers: Legitimacy and authority revisited. European Journal of Criminology, 8(6), 484-499. https://doi.org/10.1177/1477370811413807</w:t>
+        <w:t>Murphy, K., &amp; Barkworth, J. (2021). Procedural justice, posturing and defiant action: Exploring prisoner reactions to prison authority. Justice Quarterly, 38(3), 537-564. https://doi.org/10.1080/07418825.2019.1666905</w:t>
       </w:r>
     </w:p>
     <w:p>
@@ -3339,7 +3339,7 @@
           <w:sz w:val="24"/>
           <w:szCs w:val="24"/>
         </w:rPr>
-        <w:t>McCall-Smith, K. (2016). United Nations standard minimum rules for the treatment of prisoners (Nelson Mandela Rules). International Legal Materials, 55(6), 1180-1205.</w:t>
+        <w:t>Toma, R. A., Răducan, R. M., Matichescu, M. L., Andelin, E. I., &amp; Banse, R. (2025). Climate counts: A multilevel validation of the EssenCES in Romanian correctional settings. Frontiers in Psychology, 16, Article 1666516. https://doi.org/10.3389/fpsyg.2025.1666516</w:t>
       </w:r>
     </w:p>
     <w:p>
@@ -3357,7 +3357,7 @@
           <w:sz w:val="24"/>
           <w:szCs w:val="24"/>
         </w:rPr>
-        <w:t>Molleman, T., &amp; Leeuw, F. L. (2012). The influence of prison staff on inmate conditions: A multilevel approach to staff and inmate surveys. European Journal on Criminal Policy and Research, 18, 217-233. https://doi.org/10.1007/s10610-011-9158-7</w:t>
+        <w:t>Tønseth, C., &amp; Bergsland, R. (2019). Prison education in Norway: The importance for work and life after release. Cogent Education, 6(1), Article 1628408. https://doi.org/10.1080/2331186X.2019.1628408</w:t>
       </w:r>
     </w:p>
     <w:p>
@@ -3375,133 +3375,7 @@
           <w:sz w:val="24"/>
           <w:szCs w:val="24"/>
         </w:rPr>
-        <w:t>Reisig, M. D., &amp; Meško, G. (2009). Procedural justice, legitimacy, and prisoner misconduct. Psychology, Crime &amp; Law, 15(1), 41-59. https://doi.org/10.1080/10683160802089768</w:t>
-      </w:r>
-    </w:p>
-    <w:p>
-      <w:pPr>
-        <w:bidi/>
-        <w:spacing w:line="480" w:lineRule="auto"/>
-        <w:ind w:left="709" w:hanging="709"/>
-        <w:jc w:val="left"/>
-      </w:pPr>
-      <w:r>
-        <w:rPr>
-          <w:rFonts w:ascii="Times New Roman" w:hAnsi="Times New Roman" w:cs="David"/>
-          <w:b w:val="0"/>
-          <w:bCs w:val="0"/>
-          <w:sz w:val="24"/>
-          <w:szCs w:val="24"/>
-        </w:rPr>
-        <w:t>Ryan, C., &amp; Bergin, M. (2022). Procedural justice and legitimacy in prisons: A review of extant empirical literature. Criminal Justice and Behavior, 49(2), 143-163. https://doi.org/10.1177/00938548211053367</w:t>
-      </w:r>
-    </w:p>
-    <w:p>
-      <w:pPr>
-        <w:bidi/>
-        <w:spacing w:line="480" w:lineRule="auto"/>
-        <w:ind w:left="709" w:hanging="709"/>
-        <w:jc w:val="left"/>
-      </w:pPr>
-      <w:r>
-        <w:rPr>
-          <w:rFonts w:ascii="Times New Roman" w:hAnsi="Times New Roman" w:cs="David"/>
-          <w:b w:val="0"/>
-          <w:bCs w:val="0"/>
-          <w:sz w:val="24"/>
-          <w:szCs w:val="24"/>
-        </w:rPr>
-        <w:t>Sparks, J. R., &amp; Bottoms, A. E. (1995). Legitimacy and order in prisons. The British Journal of Sociology, 46(1), 45-62. https://doi.org/10.2307/591622</w:t>
-      </w:r>
-    </w:p>
-    <w:p>
-      <w:pPr>
-        <w:bidi/>
-        <w:spacing w:line="480" w:lineRule="auto"/>
-        <w:ind w:left="709" w:hanging="709"/>
-        <w:jc w:val="left"/>
-      </w:pPr>
-      <w:r>
-        <w:rPr>
-          <w:rFonts w:ascii="Times New Roman" w:hAnsi="Times New Roman" w:cs="David"/>
-          <w:b w:val="0"/>
-          <w:bCs w:val="0"/>
-          <w:sz w:val="24"/>
-          <w:szCs w:val="24"/>
-        </w:rPr>
-        <w:t>Sykes, G. M. (1958). The society of captives: A study of a maximum security prison. Princeton University Press.</w:t>
-      </w:r>
-    </w:p>
-    <w:p>
-      <w:pPr>
-        <w:bidi/>
-        <w:spacing w:line="480" w:lineRule="auto"/>
-        <w:ind w:left="709" w:hanging="709"/>
-        <w:jc w:val="left"/>
-      </w:pPr>
-      <w:r>
-        <w:rPr>
-          <w:rFonts w:ascii="Times New Roman" w:hAnsi="Times New Roman" w:cs="David"/>
-          <w:b w:val="0"/>
-          <w:bCs w:val="0"/>
-          <w:sz w:val="24"/>
-          <w:szCs w:val="24"/>
-        </w:rPr>
-        <w:t>Tyler, T. R. (2003). Procedural justice, legitimacy, and the effective rule of law. Crime and Justice, 30, 283-357. https://doi.org/10.1086/652233</w:t>
-      </w:r>
-    </w:p>
-    <w:p>
-      <w:pPr>
-        <w:bidi/>
-        <w:spacing w:line="480" w:lineRule="auto"/>
-        <w:ind w:left="709" w:hanging="709"/>
-        <w:jc w:val="left"/>
-      </w:pPr>
-      <w:r>
-        <w:rPr>
-          <w:rFonts w:ascii="Times New Roman" w:hAnsi="Times New Roman" w:cs="David"/>
-          <w:b w:val="0"/>
-          <w:bCs w:val="0"/>
-          <w:sz w:val="24"/>
-          <w:szCs w:val="24"/>
-        </w:rPr>
-        <w:t>Van Ginneken, E. F. J. C., Palmen, H., Bosma, A. Q., &amp; Sentse, M. (2019). Bearing the weight of imprisonment: The relationship between prison climate and well-being. Criminal Justice and Behavior, 46(10), 1385-1404. https://doi.org/10.1177/0093854819867373</w:t>
-      </w:r>
-    </w:p>
-    <w:p>
-      <w:pPr>
-        <w:bidi/>
-        <w:spacing w:line="480" w:lineRule="auto"/>
-        <w:ind w:left="709" w:hanging="709"/>
-        <w:jc w:val="left"/>
-      </w:pPr>
-      <w:r>
-        <w:rPr>
-          <w:rFonts w:ascii="Times New Roman" w:hAnsi="Times New Roman" w:cs="David"/>
-          <w:b w:val="0"/>
-          <w:bCs w:val="0"/>
-          <w:sz w:val="24"/>
-          <w:szCs w:val="24"/>
-        </w:rPr>
-        <w:t>Weinrath, M., &amp; Ricciardelli, R. (2023). Canadian prison environments: A mixed methods analysis. The Prison Journal, 103(2), 215-238. https://doi.org/10.1177/00328855231154794</w:t>
-      </w:r>
-    </w:p>
-    <w:p>
-      <w:pPr>
-        <w:bidi/>
-        <w:spacing w:line="480" w:lineRule="auto"/>
-        <w:ind w:left="709" w:hanging="709"/>
-        <w:jc w:val="left"/>
-      </w:pPr>
-      <w:r>
-        <w:rPr>
-          <w:rFonts w:ascii="Times New Roman" w:hAnsi="Times New Roman" w:cs="David"/>
-          <w:b w:val="0"/>
-          <w:bCs w:val="0"/>
-          <w:sz w:val="24"/>
-          <w:szCs w:val="24"/>
-        </w:rPr>
-        <w:t>Wheeler, S. (1961). Socialization in correctional communities. American Sociological Review, 26(5), 697-712.</w:t>
+        <w:t>Van Ginneken, E. F. J. C., Palmen, H., Bosma, A. Q., Nieuwbeerta, P., &amp; Berghuis, M. L. (2018). The Life in Custody Study: The quality of prison life in Dutch prison regimes. Journal of Criminological Research, Policy and Practice, 4(4), 253-268. https://doi.org/10.1108/JCRPP-07-2018-0020</w:t>
       </w:r>
     </w:p>
     <w:sectPr>

--- a/seminar/סמינריון - ותק באגף ולגיטימיות - טיוטה.docx
+++ b/seminar/סמינריון - ותק באגף ולגיטימיות - טיוטה.docx
@@ -2464,19 +2464,11 @@
     </w:sdt>
     <w:p>
       <w:pPr>
+        <w:pStyle w:val="Heading1"/>
+        <w:pageBreakBefore w:val="1"/>
         <w:bidi/>
         <w:ind w:firstLine="0"/>
-      </w:pPr>
-      <w:r>
-        <w:br w:type="page"/>
-      </w:r>
-    </w:p>
-    <w:p>
-      <w:pPr>
-        <w:pStyle w:val="Heading1"/>
-        <w:bidi/>
-        <w:ind w:firstLine="0"/>
-        <w:jc w:val="center"/>
+        <w:jc w:val="right"/>
       </w:pPr>
       <w:r>
         <w:rPr>
@@ -2568,19 +2560,11 @@
     </w:p>
     <w:p>
       <w:pPr>
+        <w:pStyle w:val="Heading1"/>
+        <w:pageBreakBefore w:val="1"/>
         <w:bidi/>
         <w:ind w:firstLine="0"/>
-      </w:pPr>
-      <w:r>
-        <w:br w:type="page"/>
-      </w:r>
-    </w:p>
-    <w:p>
-      <w:pPr>
-        <w:pStyle w:val="Heading1"/>
-        <w:bidi/>
-        <w:ind w:firstLine="0"/>
-        <w:jc w:val="center"/>
+        <w:jc w:val="right"/>
       </w:pPr>
       <w:r>
         <w:rPr>
@@ -3077,19 +3061,11 @@
     </w:p>
     <w:p>
       <w:pPr>
+        <w:pStyle w:val="Heading1"/>
+        <w:pageBreakBefore w:val="1"/>
         <w:bidi/>
         <w:ind w:firstLine="0"/>
-      </w:pPr>
-      <w:r>
-        <w:br w:type="page"/>
-      </w:r>
-    </w:p>
-    <w:p>
-      <w:pPr>
-        <w:pStyle w:val="Heading1"/>
-        <w:bidi/>
-        <w:ind w:firstLine="0"/>
-        <w:jc w:val="center"/>
+        <w:jc w:val="right"/>
       </w:pPr>
       <w:r>
         <w:rPr>
